--- a/王宜静-风险管理简历-JD优化版.docx
+++ b/王宜静-风险管理简历-JD优化版.docx
@@ -26,7 +26,7 @@
           <w:b/>
           <w:sz w:val="21"/>
         </w:rPr>
-        <w:t>大宗商品贸易风险管理｜业务风险管理</w:t>
+        <w:t>求职目标：海外业务风险管理｜大宗商品贸易风险管理</w:t>
       </w:r>
     </w:p>
     <w:p>
@@ -91,7 +91,7 @@
           <w:rFonts w:ascii="微软雅黑" w:hAnsi="微软雅黑" w:eastAsia="微软雅黑"/>
           <w:b w:val="0"/>
         </w:rPr>
-        <w:t>，其中超过3年聚焦大宗商品及贸易场景。长期服务央国企、金融机构及大型企业，熟悉国际大宗商品贸易和进出口业务中的合同定价、风险敞口、衍生品套保及存续期管理关键环节；能够贯通业务模式评估、市场/信用风险识别与量化、制度流程优化、执行监督及系统落地。</w:t>
+        <w:t>，其中超过3年聚焦大宗商品及贸易场景。长期服务央国企、金融机构及大型企业，熟悉国际大宗商品贸易和进出口业务中的合同定价、风险敞口、衍生品套保及存续期管理关键环节；能够贯通境外业务风险评估、业务模式审查、市场/信用风险量化、制度流程优化、执行监督及系统落地。</w:t>
       </w:r>
     </w:p>
     <w:p>
@@ -146,7 +146,7 @@
           <w:rFonts w:ascii="微软雅黑" w:hAnsi="微软雅黑" w:eastAsia="微软雅黑"/>
           <w:b w:val="0"/>
         </w:rPr>
-        <w:t xml:space="preserve"> 具备境外投资国别风险评估、国际化业务穿透式监管及关键流程审阅经验，能够从政治经济、政策监管、市场、运营、财务和法律合规等维度开展专项评估，推动管控要求嵌入流程。</w:t>
+        <w:t xml:space="preserve"> 具备境外投资国别风险评估、国际化业务穿透式监管及关键流程审阅经验，能够从政治经济、政策监管、市场、运营、财务和法律合规等维度开展专项评估，推动管控要求嵌入业务流程。</w:t>
       </w:r>
     </w:p>
     <w:p>
@@ -166,7 +166,7 @@
           <w:rFonts w:ascii="微软雅黑" w:hAnsi="微软雅黑" w:eastAsia="微软雅黑"/>
           <w:b w:val="0"/>
         </w:rPr>
-        <w:t xml:space="preserve"> 熟悉风险敞口、风险限额、VaR/ES、压力测试、P&amp;L归因、套期有效性，以及客户准入、评级/评分、授信与集中度管理；能够设计指标口径、监测规则并开展数据分析。</w:t>
+        <w:t xml:space="preserve"> 熟悉风险敞口、风险限额、VaR/ES、压力测试、P&amp;L归因、套期有效性，以及客户准入、评级/评分、授信、信用敞口与集中度管理；能够设计指标口径、监测规则并开展数据分析。</w:t>
       </w:r>
     </w:p>
     <w:p>
@@ -179,14 +179,14 @@
           <w:rFonts w:ascii="微软雅黑" w:hAnsi="微软雅黑" w:eastAsia="微软雅黑"/>
           <w:b/>
         </w:rPr>
-        <w:t>机制与系统落地：</w:t>
+        <w:t>机制优化与推动落地：</w:t>
       </w:r>
       <w:r>
         <w:rPr>
           <w:rFonts w:ascii="微软雅黑" w:hAnsi="微软雅黑" w:eastAsia="微软雅黑"/>
           <w:b w:val="0"/>
         </w:rPr>
-        <w:t xml:space="preserve"> 能够将风险管理要求转化为制度流程、控制标准、KRI、计量规则和系统功能，具备跨业务、数据及研发团队协调经验，推动方案从设计、测试到上线。</w:t>
+        <w:t xml:space="preserve"> 能够将风险管理要求转化为制度流程、控制标准、KRI、计量规则和系统功能；具备跨业务、数据及研发团队协调经验，能够独立推进方案设计、测试验证、问题闭环及上线。</w:t>
       </w:r>
     </w:p>
     <w:p>
@@ -268,7 +268,7 @@
           <w:rFonts w:ascii="微软雅黑" w:hAnsi="微软雅黑" w:eastAsia="微软雅黑"/>
           <w:b w:val="0"/>
         </w:rPr>
-        <w:t xml:space="preserve"> 围绕国资委穿透式监管要求，参与能源企业投资、财务、国际化等重点领域风险管理体系设计；梳理关键风险场景，明确管控要求、控制标准、KRI及监测规则，推动监管要求落实到业务流程和关键控制点。</w:t>
+        <w:t xml:space="preserve"> 围绕国资委穿透式监管要求，参与能源企业投资、财务、国际化等重点领域风险管理体系设计；梳理关键风险场景，明确管控要求、控制标准、KRI及监测规则，推动监管要求落实到业务流程和关键控制点，为境外业务持续监督提供机制与指标支持。</w:t>
       </w:r>
     </w:p>
     <w:p>
@@ -281,14 +281,14 @@
           <w:rFonts w:ascii="微软雅黑" w:hAnsi="微软雅黑" w:eastAsia="微软雅黑"/>
           <w:b/>
         </w:rPr>
-        <w:t>境外矿产投资专项评估：</w:t>
+        <w:t>境外投资及新项目风险评估：</w:t>
       </w:r>
       <w:r>
         <w:rPr>
           <w:rFonts w:ascii="微软雅黑" w:hAnsi="微软雅黑" w:eastAsia="微软雅黑"/>
           <w:b w:val="0"/>
         </w:rPr>
-        <w:t xml:space="preserve"> 协助五矿集团下属企业开展南非矿产投资项目国别风险评估，从政治经济、政策监管、社会环境等维度分析外部风险，并结合项目识别市场、运营、财务及法律合规风险，为投资决策和后续风险应对提供支持。</w:t>
+        <w:t xml:space="preserve"> 协助五矿集团下属企业开展南非矿产投资项目国别与合规风险评估，从政治经济、政策监管、社会环境等维度分析外部风险，并结合项目识别市场、运营、财务及法律合规风险，为投资决策和后续风险应对提供支持。</w:t>
       </w:r>
     </w:p>
     <w:p>
@@ -449,7 +449,7 @@
           <w:color w:val="555555"/>
           <w:sz w:val="18"/>
         </w:rPr>
-        <w:t>金融风险咨询FRM｜高级咨询顾问</w:t>
+        <w:t>金融风险咨询｜高级咨询顾问</w:t>
       </w:r>
       <w:r>
         <w:rPr>
@@ -534,14 +534,34 @@
           <w:rFonts w:ascii="微软雅黑" w:hAnsi="微软雅黑" w:eastAsia="微软雅黑"/>
           <w:b/>
         </w:rPr>
-        <w:t>管理机制优化与执行评估：</w:t>
+        <w:t>市场跟踪与分析：</w:t>
       </w:r>
       <w:r>
         <w:rPr>
           <w:rFonts w:ascii="微软雅黑" w:hAnsi="微软雅黑" w:eastAsia="微软雅黑"/>
           <w:b w:val="0"/>
         </w:rPr>
-        <w:t xml:space="preserve"> 围绕业务主体资质、策略执行、交易操作、存续期管理及套保效果评估，完善衍生品管理流程、制度及控制要求，编写市场风险管理制度与衍生品业务操作手册；定期评估制度执行情况，识别薄弱环节并形成季度改进建议。</w:t>
+        <w:t xml:space="preserve"> 运用Bloomberg、Reuters、Wind及历史交易数据，跟踪商品价格、期限结构和关键风险驱动因素，结合压力测试及情景分析评估价格波动影响，为风险指标调整与策略评估提供支持。</w:t>
+      </w:r>
+    </w:p>
+    <w:p>
+      <w:pPr>
+        <w:pStyle w:val="ListBullet"/>
+        <w:ind w:left="198" w:hanging="113"/>
+      </w:pPr>
+      <w:r>
+        <w:rPr>
+          <w:rFonts w:ascii="微软雅黑" w:hAnsi="微软雅黑" w:eastAsia="微软雅黑"/>
+          <w:b/>
+        </w:rPr>
+        <w:t>贸易执行监督与机制优化：</w:t>
+      </w:r>
+      <w:r>
+        <w:rPr>
+          <w:rFonts w:ascii="微软雅黑" w:hAnsi="微软雅黑" w:eastAsia="微软雅黑"/>
+          <w:b w:val="0"/>
+        </w:rPr>
+        <w:t xml:space="preserve"> 围绕业务主体资质、策略审批、交易操作、存续期管理及套保效果评估，完善衍生品管理流程、制度及控制要求，编写市场风险管理制度与业务操作手册；定期审阅制度和管理要求执行情况，跟踪薄弱环节整改并形成季度评估报告。</w:t>
       </w:r>
     </w:p>
     <w:p>
@@ -608,7 +628,7 @@
           <w:rFonts w:ascii="微软雅黑" w:hAnsi="微软雅黑" w:eastAsia="微软雅黑"/>
           <w:b w:val="0"/>
         </w:rPr>
-        <w:t>围绕客户质量、资产质量、客户准入、评级/评分、授信管理、风险集中度及交易对手经营质量设计信用风险指标，明确指标定义、计算口径、数据来源和监控要求。</w:t>
+        <w:t>围绕客户质量、资产质量、客户准入、评级/评分、授信管理、信用风险敞口、风险集中度及交易对手经营质量设计监控指标，明确指标定义、计算口径、数据来源和监控要求，支持信用敞口量化分析与定期评估。</w:t>
       </w:r>
     </w:p>
     <w:p>
@@ -758,7 +778,7 @@
           <w:rFonts w:ascii="微软雅黑" w:hAnsi="微软雅黑" w:eastAsia="微软雅黑"/>
           <w:b w:val="0"/>
         </w:rPr>
-        <w:t xml:space="preserve"> 英语（海外硕士学习经历，可支持英文资料检索与专业沟通）</w:t>
+        <w:t xml:space="preserve"> 英语（海外硕士学习经历，可支持英文资料检索、报告阅读及专业沟通）</w:t>
       </w:r>
     </w:p>
     <w:sectPr>

--- a/王宜静-风险管理简历-JD优化版.docx
+++ b/王宜静-风险管理简历-JD优化版.docx
@@ -328,7 +328,7 @@
           <w:rFonts w:ascii="微软雅黑" w:hAnsi="微软雅黑" w:eastAsia="微软雅黑"/>
           <w:b w:val="0"/>
         </w:rPr>
-        <w:t xml:space="preserve"> 参与穿透式监管平台原型及Demo设计，将风险指标、预警规则和监测要求转化为系统功能方案，支持风险持续监测。</w:t>
+        <w:t xml:space="preserve"> 参与穿透式监管平台原型设计，将KRI、预警规则和监测要求转化为系统功能，支持风险持续监测。</w:t>
       </w:r>
     </w:p>
     <w:p>
